--- a/docs/weekly-submissions/Week8_Code_Repository_Report.docx
+++ b/docs/weekly-submissions/Week8_Code_Repository_Report.docx
@@ -510,7 +510,7 @@
                 <w:rFonts w:ascii="Times New Roman" w:hAnsi="Times New Roman"/>
                 <w:sz w:val="24"/>
               </w:rPr>
-              <w:t>The LangGraph orchestrator that runs the quality loop</w:t>
+              <w:t>The LangGraph orchestrator that runs the quality loop, with an opt-in checkpointing layer for durable execution (ADR-0015)</w:t>
             </w:r>
           </w:p>
         </w:tc>
@@ -834,7 +834,7 @@
                 <w:rFonts w:ascii="Times New Roman" w:hAnsi="Times New Roman"/>
                 <w:sz w:val="24"/>
               </w:rPr>
-              <w:t>474 automated unit and integration tests</w:t>
+              <w:t>482 automated unit and integration tests</w:t>
             </w:r>
           </w:p>
         </w:tc>
@@ -1023,7 +1023,7 @@
           <w:rFonts w:ascii="Times New Roman" w:hAnsi="Times New Roman"/>
           <w:sz w:val="24"/>
         </w:rPr>
-        <w:t>Beyond that, the project depends on standard open source libraries declared in pyproject.toml: LangChain and LangGraph for agent orchestration, ChromaDB for vector storage, FastAPI and Streamlit for the backend and frontend, unstructured for document parsing, fastembed for embeddings, fpdf2 for PDF export, and boto3 plus the LangChain provider packages for AWS Bedrock, OpenAI, and Google. These are installed dependencies, not code copied into the repository. Agent orchestration in this codebase follows patterns shown in LangChain's and LangGraph's own documentation, structured output binding and the StateGraph abstraction in particular, rather than any specific blog post or third party tutorial. No external tutorial code was copied into this repository.</w:t>
+        <w:t>Beyond that, the project depends on standard open source libraries declared in pyproject.toml: LangChain and LangGraph for agent orchestration, ChromaDB for vector storage, FastAPI and Streamlit for the backend and frontend, unstructured for document parsing, fastembed for embeddings, fpdf2 for PDF export, boto3 plus the LangChain provider packages for AWS Bedrock, OpenAI, and Google, and an optional langgraph-checkpoint-sqlite dependency for opt-in durable execution checkpointing. These are installed dependencies, not code copied into the repository. Agent orchestration in this codebase follows patterns shown in LangChain's and LangGraph's own documentation, structured output binding and the StateGraph abstraction in particular, rather than any specific blog post or third party tutorial. No external tutorial code was copied into this repository.</w:t>
       </w:r>
     </w:p>
     <w:p>
@@ -1060,7 +1060,7 @@
           <w:rFonts w:ascii="Times New Roman" w:hAnsi="Times New Roman"/>
           <w:sz w:val="24"/>
         </w:rPr>
-        <w:t>The automated test suite runs with no credentials and no network access, and it passes: 474 tests, 99.4% statement and branch coverage against a 95% gate, verified with pytest immediately before this report was written. Everything that needs a real external service is isolated behind a flag or a separate marker, so grading the bulk of this submission does not require API keys of any kind.</w:t>
+        <w:t>The automated test suite runs with no credentials and no network access, and it passes: 482 tests, 99.3% statement and branch coverage against a 95% gate, verified with pytest immediately before this report was written. Everything that needs a real external service is isolated behind a flag or a separate marker, so grading the bulk of this submission does not require API keys of any kind.</w:t>
       </w:r>
     </w:p>
     <w:tbl>
@@ -1178,7 +1178,7 @@
                 <w:rFonts w:ascii="Times New Roman" w:hAnsi="Times New Roman"/>
                 <w:sz w:val="24"/>
               </w:rPr>
-              <w:t>474 tests, 99.4% coverage, in memory database and vector store</w:t>
+              <w:t>482 tests, 99.3% coverage, in memory database and vector store</w:t>
             </w:r>
           </w:p>
         </w:tc>

--- a/docs/weekly-submissions/Week8_Code_Repository_Report.docx
+++ b/docs/weekly-submissions/Week8_Code_Repository_Report.docx
@@ -510,7 +510,7 @@
                 <w:rFonts w:ascii="Times New Roman" w:hAnsi="Times New Roman"/>
                 <w:sz w:val="24"/>
               </w:rPr>
-              <w:t>The LangGraph orchestrator that runs the quality loop, with an opt-in checkpointing layer for durable execution (ADR-0015)</w:t>
+              <w:t>The LangGraph orchestrator that runs the quality loop</w:t>
             </w:r>
           </w:p>
         </w:tc>
@@ -834,7 +834,7 @@
                 <w:rFonts w:ascii="Times New Roman" w:hAnsi="Times New Roman"/>
                 <w:sz w:val="24"/>
               </w:rPr>
-              <w:t>482 automated unit and integration tests</w:t>
+              <w:t>500 automated unit and integration tests</w:t>
             </w:r>
           </w:p>
         </w:tc>
@@ -1060,7 +1060,7 @@
           <w:rFonts w:ascii="Times New Roman" w:hAnsi="Times New Roman"/>
           <w:sz w:val="24"/>
         </w:rPr>
-        <w:t>The automated test suite runs with no credentials and no network access, and it passes: 482 tests, 99.3% statement and branch coverage against a 95% gate, verified with pytest immediately before this report was written. Everything that needs a real external service is isolated behind a flag or a separate marker, so grading the bulk of this submission does not require API keys of any kind.</w:t>
+        <w:t>The automated test suite runs with no credentials and no network access, and it passes: 500 tests, 99.2% statement and branch coverage against a 95% gate, verified with pytest immediately before this report was written. Everything that needs a real external service is isolated behind a flag or a separate marker, so grading the bulk of this submission does not require API keys of any kind.</w:t>
       </w:r>
     </w:p>
     <w:tbl>
@@ -1178,7 +1178,7 @@
                 <w:rFonts w:ascii="Times New Roman" w:hAnsi="Times New Roman"/>
                 <w:sz w:val="24"/>
               </w:rPr>
-              <w:t>482 tests, 99.3% coverage, in memory database and vector store</w:t>
+              <w:t>500 tests, 99.2% coverage, in memory database and vector store</w:t>
             </w:r>
           </w:p>
         </w:tc>
